--- a/Kafka-Basics.docx
+++ b/Kafka-Basics.docx
@@ -6503,6 +6503,121 @@
           <w:szCs w:val="24"/>
         </w:rPr>
       </w:pPr>
+      <w:r>
+        <w:rPr>
+          <w:rtl w:val="0"/>
+        </w:rPr>
+      </w:r>
+    </w:p>
+    <w:p>
+      <w:pPr>
+        <w:ind w:left="-708.6614173228347" w:firstLine="0"/>
+        <w:rPr>
+          <w:sz w:val="26"/>
+          <w:szCs w:val="26"/>
+        </w:rPr>
+      </w:pPr>
+      <w:r>
+        <w:rPr>
+          <w:b w:val="1"/>
+          <w:bCs w:val="1"/>
+          <w:sz w:val="26"/>
+          <w:szCs w:val="26"/>
+          <w:rtl w:val="0"/>
+        </w:rPr>
+        <w:t xml:space="preserve">Big Data Ingestion</w:t>
+      </w:r>
+      <w:r>
+        <w:rPr>
+          <w:sz w:val="26"/>
+          <w:szCs w:val="26"/>
+          <w:rtl w:val="0"/>
+        </w:rPr>
+        <w:t xml:space="preserve">:</w:t>
+      </w:r>
+    </w:p>
+    <w:p>
+      <w:pPr>
+        <w:ind w:left="-708.6614173228347" w:firstLine="0"/>
+        <w:rPr/>
+      </w:pPr>
+      <w:r>
+        <w:rPr>
+          <w:rtl w:val="0"/>
+        </w:rPr>
+      </w:r>
+    </w:p>
+    <w:p>
+      <w:pPr>
+        <w:ind w:left="-708.6614173228347" w:firstLine="0"/>
+        <w:rPr/>
+      </w:pPr>
+      <w:r>
+        <w:rPr>
+          <w:rtl w:val="0"/>
+        </w:rPr>
+        <w:t xml:space="preserve">Producers -&gt; Kafka -&gt; Spark, Flink etc. -&gt; Real Time (Analytics, Dashboards, Consumers, Apps)</w:t>
+      </w:r>
+    </w:p>
+    <w:p>
+      <w:pPr>
+        <w:ind w:left="-708.6614173228347" w:firstLine="0"/>
+        <w:rPr/>
+      </w:pPr>
+      <w:r>
+        <w:rPr>
+          <w:rtl w:val="0"/>
+        </w:rPr>
+        <w:tab/>
+        <w:tab/>
+        <w:tab/>
+        <w:t xml:space="preserve">-&gt; Hadoop, S3, RDBMS -&gt; Batch(Audit, Reporting, Backup, Data Science)</w:t>
+      </w:r>
+    </w:p>
+    <w:p>
+      <w:pPr>
+        <w:ind w:left="-708.6614173228347" w:firstLine="0"/>
+        <w:rPr/>
+      </w:pPr>
+      <w:r>
+        <w:rPr>
+          <w:rtl w:val="0"/>
+        </w:rPr>
+      </w:r>
+    </w:p>
+    <w:p>
+      <w:pPr>
+        <w:ind w:left="-708.6614173228347" w:firstLine="0"/>
+        <w:rPr>
+          <w:sz w:val="24"/>
+          <w:szCs w:val="24"/>
+        </w:rPr>
+      </w:pPr>
+      <w:r>
+        <w:rPr>
+          <w:sz w:val="24"/>
+          <w:szCs w:val="24"/>
+          <w:rtl w:val="0"/>
+        </w:rPr>
+        <w:t xml:space="preserve">For logging and monitoring, data sent to</w:t>
+      </w:r>
+    </w:p>
+    <w:p>
+      <w:pPr>
+        <w:ind w:left="-708.6614173228347" w:firstLine="0"/>
+        <w:rPr>
+          <w:sz w:val="24"/>
+          <w:szCs w:val="24"/>
+        </w:rPr>
+      </w:pPr>
+      <w:r>
+        <w:rPr>
+          <w:sz w:val="24"/>
+          <w:szCs w:val="24"/>
+          <w:rtl w:val="0"/>
+        </w:rPr>
+        <w:t xml:space="preserve">Topic application_logs and application_metrics which are sent to Splunk via Kafka Connect.</w:t>
+      </w:r>
       <w:r>
         <w:rPr>
           <w:rtl w:val="0"/>
